--- a/samples/微电子贯通项目/实验报告模板/贯通项目步骤一 实验报告模板.docx
+++ b/samples/微电子贯通项目/实验报告模板/贯通项目步骤一 实验报告模板.docx
@@ -915,7 +915,7 @@
                 <w:rFonts w:ascii="Times New Roman" w:hAnsi="Times New Roman" w:eastAsia="宋体"/>
                 <w:sz w:val="19"/>
               </w:rPr>
-              <w:t>VT  V</w:t>
+              <w:t>VTn  V</w:t>
             </w:r>
           </w:p>
         </w:tc>
@@ -944,7 +944,67 @@
                 <w:rFonts w:ascii="Times New Roman" w:hAnsi="Times New Roman" w:eastAsia="宋体"/>
                 <w:sz w:val="19"/>
               </w:rPr>
-              <w:t>0.55</w:t>
+              <w:t>0.55（有效值）</w:t>
+            </w:r>
+          </w:p>
+        </w:tc>
+        <w:tc>
+          <w:tcPr>
+            <w:tcW w:type="dxa" w:w="2494"/>
+          </w:tcPr>
+          <w:p>
+            <w:r/>
+            <w:r>
+              <w:rPr>
+                <w:rFonts w:ascii="Times New Roman" w:hAnsi="Times New Roman" w:eastAsia="宋体"/>
+                <w:sz w:val="19"/>
+              </w:rPr>
+            </w:r>
+          </w:p>
+        </w:tc>
+      </w:tr>
+      <w:tr>
+        <w:tc>
+          <w:tcPr>
+            <w:tcW w:type="dxa" w:w="2381"/>
+          </w:tcPr>
+          <w:p>
+            <w:r/>
+            <w:r>
+              <w:rPr>
+                <w:rFonts w:ascii="Times New Roman" w:hAnsi="Times New Roman" w:eastAsia="宋体"/>
+                <w:sz w:val="19"/>
+              </w:rPr>
+              <w:t>VTp  V</w:t>
+            </w:r>
+          </w:p>
+        </w:tc>
+        <w:tc>
+          <w:tcPr>
+            <w:tcW w:type="dxa" w:w="2154"/>
+          </w:tcPr>
+          <w:p>
+            <w:r/>
+            <w:r>
+              <w:rPr>
+                <w:rFonts w:ascii="Times New Roman" w:hAnsi="Times New Roman" w:eastAsia="宋体"/>
+                <w:sz w:val="19"/>
+              </w:rPr>
+            </w:r>
+          </w:p>
+        </w:tc>
+        <w:tc>
+          <w:tcPr>
+            <w:tcW w:type="dxa" w:w="1928"/>
+          </w:tcPr>
+          <w:p>
+            <w:r/>
+            <w:r>
+              <w:rPr>
+                <w:rFonts w:ascii="Times New Roman" w:hAnsi="Times New Roman" w:eastAsia="宋体"/>
+                <w:sz w:val="19"/>
+              </w:rPr>
+              <w:t>0.55（有效值）</w:t>
             </w:r>
           </w:p>
         </w:tc>
@@ -990,7 +1050,7 @@
                 <w:rFonts w:ascii="Times New Roman" w:hAnsi="Times New Roman" w:eastAsia="宋体"/>
                 <w:sz w:val="19"/>
               </w:rPr>
-              <w:t>（按提取 VT 反推）</w:t>
+              <w:t>（按 VTn 反推）</w:t>
             </w:r>
           </w:p>
         </w:tc>
@@ -1051,6 +1111,7 @@
                 <w:rFonts w:ascii="Times New Roman" w:hAnsi="Times New Roman" w:eastAsia="宋体"/>
                 <w:sz w:val="19"/>
               </w:rPr>
+              <w:t>（按 VTp 反推）</w:t>
             </w:r>
           </w:p>
         </w:tc>
@@ -1096,7 +1157,7 @@
                 <w:rFonts w:ascii="Times New Roman" w:hAnsi="Times New Roman" w:eastAsia="宋体"/>
                 <w:sz w:val="19"/>
               </w:rPr>
-              <w:t>迁移率比 Mobility ratio</w:t>
+              <w:t>饱和电流比 IDSAT,n/IDSAT,p</w:t>
             </w:r>
           </w:p>
         </w:tc>
@@ -1139,6 +1200,7 @@
                 <w:rFonts w:ascii="Times New Roman" w:hAnsi="Times New Roman" w:eastAsia="宋体"/>
                 <w:sz w:val="19"/>
               </w:rPr>
+              <w:t>含迁移率、VT、速度饱和的共同影响</w:t>
             </w:r>
           </w:p>
         </w:tc>
